--- a/jea/submission/Cover_letter.docx
+++ b/jea/submission/Cover_letter.docx
@@ -81,7 +81,7 @@
         <w:pStyle w:val="BodyText"/>
       </w:pPr>
       <w:r>
-        <w:t xml:space="preserve">I/We submit the above manuscript for consideration as a research article in</w:t>
+        <w:t xml:space="preserve">I submit the above manuscript for consideration as a research article in</w:t>
       </w:r>
       <w:r>
         <w:t xml:space="preserve"> </w:t>
@@ -110,7 +110,7 @@
         <w:pStyle w:val="BodyText"/>
       </w:pPr>
       <w:r>
-        <w:t xml:space="preserve">The manuscript has not been published previously, including as a preprint, and is not under consideration for publication elsewhere. Its publication is approved by all authors. Generative AI assistance is disclosed in the manuscript as required by the journal’s policy. The cleaned data and replication code are provided as supplementary material.</w:t>
+        <w:t xml:space="preserve">The manuscript has not been published previously, including as a preprint, and is not under consideration for publication elsewhere. Generative AI assistance is disclosed in the manuscript as required by the journal’s policy. The cleaned data and replication code are provided as supplementary material.</w:t>
       </w:r>
     </w:p>
     <w:p>
@@ -134,13 +134,19 @@
         <w:pStyle w:val="BodyText"/>
       </w:pPr>
       <w:r>
-        <w:t xml:space="preserve">[Corresponding author name]</w:t>
+        <w:t xml:space="preserve">Zhanpeng Wang (王展鹏)</w:t>
       </w:r>
       <w:r>
         <w:br/>
       </w:r>
       <w:r>
-        <w:t xml:space="preserve">[Institution, address, e-mail]</w:t>
+        <w:t xml:space="preserve">School of Finance and Economics, Tibet University, Lhasa, China</w:t>
+      </w:r>
+      <w:r>
+        <w:br/>
+      </w:r>
+      <w:r>
+        <w:t xml:space="preserve">[e-mail address]</w:t>
       </w:r>
     </w:p>
     <w:sectPr/>
